--- a/paper/Kumar_CC-ResDiff.docx
+++ b/paper/Kumar_CC-ResDiff.docx
@@ -152,19 +152,34 @@
       <w:r>
         <w:rPr>
           <w:rStyle w:val="heading3"/>
-        </w:rPr>
-        <w:t xml:space="preserve">Contributions. </w:t>
-      </w:r>
-      <w:r>
+          <w:b/>
+        </w:rPr>
+        <w:t xml:space="preserve">Contributions.</w:t>
+      </w:r>
+      <w:r>
+        <w:rPr>
+          <w:rStyle w:val="heading3"/>
+          <w:b/>
+        </w:rPr>
+        <w:t xml:space="preserve"> </w:t>
+      </w:r>
+      <w:r>
+        <w:rPr>
+          <w:b w:val="0"/>
+        </w:rPr>
         <w:t xml:space="preserve">(i) A Global Color-Consistency loss for residual-space diffusion SISR, adding no parameters and leaving sampling unchanged, so inference cost is identical to the baseline. (ii) The observation that </w:t>
       </w:r>
       <w:r>
         <w:rPr>
+          <w:b w:val="0"/>
           <w:i/>
         </w:rPr>
         <w:t xml:space="preserve">baseline</w:t>
       </w:r>
       <w:r>
+        <w:rPr>
+          <w:b w:val="0"/>
+        </w:rPr>
         <w:t xml:space="preserve"> color drift is itself strongly seed-dependent, varying sixfold across identical configurations, which implies single-run comparisons of color-consistency methods—including the first run of our own—can misstate an effect severalfold. (iii) A gradient-level analysis showing the auxiliary term's influence spans five orders of magnitude across the diffusion trajectory, with an ablation identifying that skew as the mechanism rather than an artefact. (iv) An explicit account of the costs: no distortion benefit, and a consistent FID regression we could not explain.</w:t>
       </w:r>
     </w:p>
@@ -183,10 +198,21 @@
       <w:r>
         <w:rPr>
           <w:rStyle w:val="heading3"/>
-        </w:rPr>
-        <w:t xml:space="preserve">Diffusion SISR. </w:t>
-      </w:r>
-      <w:r>
+          <w:b/>
+        </w:rPr>
+        <w:t xml:space="preserve">Diffusion SISR.</w:t>
+      </w:r>
+      <w:r>
+        <w:rPr>
+          <w:rStyle w:val="heading3"/>
+          <w:b/>
+        </w:rPr>
+        <w:t xml:space="preserve"> </w:t>
+      </w:r>
+      <w:r>
+        <w:rPr>
+          <w:b w:val="0"/>
+        </w:rPr>
         <w:t xml:space="preserve">SR3 [3] conditions DDPM on an upsampled LR image. SRDiff [2] introduces residual prediction; ResDiff [1] adds frequency-domain guidance. The trajectory of this line is towards stronger high-frequency supervision, leaving low-frequency content to the CNN and never supervising it directly.</w:t>
       </w:r>
     </w:p>
@@ -197,43 +223,67 @@
       <w:r>
         <w:rPr>
           <w:rStyle w:val="heading3"/>
-        </w:rPr>
-        <w:t xml:space="preserve">Color correction and loss weighting. </w:t>
-      </w:r>
-      <w:r>
+          <w:b/>
+        </w:rPr>
+        <w:t xml:space="preserve">Color correction and loss weighting.</w:t>
+      </w:r>
+      <w:r>
+        <w:rPr>
+          <w:rStyle w:val="heading3"/>
+          <w:b/>
+        </w:rPr>
+        <w:t xml:space="preserve"> </w:t>
+      </w:r>
+      <w:r>
+        <w:rPr>
+          <w:b w:val="0"/>
+        </w:rPr>
         <w:t xml:space="preserve">Established color methods are corrective and act outside the model: per-channel statistic matching [10], full distribution transfer [11] and color constancy [12, 13] all require a reference or an illuminant estimate at test time. Section 4.3 shows that distinction is decisive rather than academic. Separately, timestep reweighting of the </w:t>
       </w:r>
       <w:r>
         <w:rPr>
+          <w:b w:val="0"/>
           <w:i/>
         </w:rPr>
         <w:t xml:space="preserve">primary</w:t>
       </w:r>
       <w:r>
+        <w:rPr>
+          <w:b w:val="0"/>
+        </w:rPr>
         <w:t xml:space="preserve"> diffusion objective is well studied [5, 6, 7]; we show that an </w:t>
       </w:r>
       <w:r>
         <w:rPr>
+          <w:b w:val="0"/>
           <w:i/>
         </w:rPr>
         <w:t xml:space="preserve">auxiliary</w:t>
       </w:r>
       <w:r>
+        <w:rPr>
+          <w:b w:val="0"/>
+        </w:rPr>
         <w:t xml:space="preserve"> loss on the reconstructed </w:t>
       </w:r>
       <w:r>
         <w:rPr>
+          <w:b w:val="0"/>
           <w:i/>
         </w:rPr>
         <w:t xml:space="preserve">x</w:t>
       </w:r>
       <w:r>
         <w:rPr>
+          <w:b w:val="0"/>
           <w:vertAlign w:val="subscript"/>
         </w:rPr>
         <w:t xml:space="preserve">0</w:t>
       </w:r>
       <w:r>
+        <w:rPr>
+          <w:b w:val="0"/>
+        </w:rPr>
         <w:t xml:space="preserve"> inherits an extreme implicit weighting whether or not its designer intends it.</w:t>
       </w:r>
     </w:p>
@@ -1376,19 +1426,34 @@
       <w:r>
         <w:rPr>
           <w:rStyle w:val="heading3"/>
-        </w:rPr>
-        <w:t xml:space="preserve">Setup. </w:t>
-      </w:r>
-      <w:r>
+          <w:b/>
+        </w:rPr>
+        <w:t xml:space="preserve">Setup.</w:t>
+      </w:r>
+      <w:r>
+        <w:rPr>
+          <w:rStyle w:val="heading3"/>
+          <w:b/>
+        </w:rPr>
+        <w:t xml:space="preserve"> </w:t>
+      </w:r>
+      <w:r>
+        <w:rPr>
+          <w:b w:val="0"/>
+        </w:rPr>
         <w:t xml:space="preserve">CelebA [17] subsampled to 3,000 training and 300 test images at 16 × 16 → 64 × 64 (4×). Stage 1 is an RRDB; Stage 2 a 2.28M-parameter UNet, </w:t>
       </w:r>
       <w:r>
         <w:rPr>
+          <w:b w:val="0"/>
           <w:i/>
         </w:rPr>
         <w:t xml:space="preserve">T</w:t>
       </w:r>
       <w:r>
+        <w:rPr>
+          <w:b w:val="0"/>
+        </w:rPr>
         <w:t xml:space="preserve">=100, cosine schedule, up to 20,000 steps with early stopping on PSNR. The two arms are identical in data, schedule, seed, initialisation and Stage-1 checkpoint, differing only in the GCC term. Early stopping monitors PSNR rather than color error, so model selection cannot favour the proposed arm.</w:t>
       </w:r>
     </w:p>
@@ -1399,10 +1464,21 @@
       <w:r>
         <w:rPr>
           <w:rStyle w:val="heading3"/>
-        </w:rPr>
-        <w:t xml:space="preserve">Scope. </w:t>
-      </w:r>
-      <w:r>
+          <w:b/>
+        </w:rPr>
+        <w:t xml:space="preserve">Scope.</w:t>
+      </w:r>
+      <w:r>
+        <w:rPr>
+          <w:rStyle w:val="heading3"/>
+          <w:b/>
+        </w:rPr>
+        <w:t xml:space="preserve"> </w:t>
+      </w:r>
+      <w:r>
+        <w:rPr>
+          <w:b w:val="0"/>
+        </w:rPr>
         <w:t xml:space="preserve">Our baseline is SRDiff. ResDiff motivates this work but is not reimplemented—its FD Info Splitter, HF-guided cross-attention and FFT/DWT losses are absent here—so every comparison is SRDiff versus SRDiff plus GCC. Absolute values are therefore not comparable with published SRDiff, ResDiff or SR3 results, which use different tasks (64 → 256, 20 → 160, 40 → 160), full training sets and larger models; our FID is computed over 300 images, which biases it upward. We make no state-of-the-art claim.</w:t>
       </w:r>
     </w:p>
@@ -1413,19 +1489,34 @@
       <w:r>
         <w:rPr>
           <w:rStyle w:val="heading3"/>
-        </w:rPr>
-        <w:t xml:space="preserve">Metrics. </w:t>
-      </w:r>
-      <w:r>
+          <w:b/>
+        </w:rPr>
+        <w:t xml:space="preserve">Metrics.</w:t>
+      </w:r>
+      <w:r>
+        <w:rPr>
+          <w:rStyle w:val="heading3"/>
+          <w:b/>
+        </w:rPr>
+        <w:t xml:space="preserve"> </w:t>
+      </w:r>
+      <w:r>
+        <w:rPr>
+          <w:b w:val="0"/>
+        </w:rPr>
         <w:t xml:space="preserve">PSNR, SSIM [16], LPIPS [15] and FID [14], plus </w:t>
       </w:r>
       <w:r>
         <w:rPr>
+          <w:b w:val="0"/>
           <w:i/>
         </w:rPr>
         <w:t xml:space="preserve">color error</w:t>
       </w:r>
       <w:r>
+        <w:rPr>
+          <w:b w:val="0"/>
+        </w:rPr>
         <w:t xml:space="preserve">: the mean absolute difference between per-channel RGB means of the output and the ground truth, in 0–255 units. We also report LR-PSNR, which measures low-frequency fidelity and is thus the quantity GCC most directly targets. Evaluating one fixed checkpoint under four seeds gives an evaluation noise floor (std): PSNR 0.018, SSIM 0.0004, LPIPS 0.0005, LR-PSNR 0.009, color error 0.0022, FID 0.15.</w:t>
       </w:r>
     </w:p>
@@ -4678,7 +4769,16 @@
         <w:t xml:space="preserve">not</w:t>
       </w:r>
       <w:r>
-        <w:t xml:space="preserve"> claim an optimal λ: color error across the six settings has standard deviation 0.109, comparable to the differences between them, so the sweep supports a usable range (λ ∈ [0.01, 0.1], </w:t>
+        <w:t xml:space="preserve"> claim an optimal λ: color error across the six settings has standard deviation 0.109, comparable to the differences between them, so the sweep supports a usable range (λ </w:t>
+      </w:r>
+      <w:r>
+        <w:rPr>
+          <w:rFonts w:ascii="Cambria Math" w:hAnsi="Cambria Math"/>
+        </w:rPr>
+        <w:t xml:space="preserve">∈</w:t>
+      </w:r>
+      <w:r>
+        <w:t xml:space="preserve"> [0.01, 0.1], </w:t>
       </w:r>
       <w:r>
         <w:rPr>
@@ -5812,10 +5912,21 @@
       <w:r>
         <w:rPr>
           <w:rStyle w:val="heading3"/>
-        </w:rPr>
-        <w:t xml:space="preserve">Scale. </w:t>
-      </w:r>
-      <w:r>
+          <w:b/>
+        </w:rPr>
+        <w:t xml:space="preserve">Scale.</w:t>
+      </w:r>
+      <w:r>
+        <w:rPr>
+          <w:rStyle w:val="heading3"/>
+          <w:b/>
+        </w:rPr>
+        <w:t xml:space="preserve"> </w:t>
+      </w:r>
+      <w:r>
+        <w:rPr>
+          <w:b w:val="0"/>
+        </w:rPr>
         <w:t xml:space="preserve">Repeating the experiment with 8× the data (25,000 images) and Stage 1 at full capacity, on an identical test split, improves absolute quality substantially: PSNR 25.03 → 25.43, LR-PSNR 44.66 → 47.63, FID 66.70 → 61.83. The GCC benefit falls to −13.3%, but only because the baseline now drifts less (0.4494 → 0.2948); CC-ResDiff's own color error (0.2555) stays inside its usual band. This is a fifth confirmation of the bounding behaviour, obtained under conditions chosen to break it.</w:t>
       </w:r>
     </w:p>
@@ -5826,10 +5937,21 @@
       <w:r>
         <w:rPr>
           <w:rStyle w:val="heading3"/>
-        </w:rPr>
-        <w:t xml:space="preserve">DIV2K. </w:t>
-      </w:r>
-      <w:r>
+          <w:b/>
+        </w:rPr>
+        <w:t xml:space="preserve">DIV2K.</w:t>
+      </w:r>
+      <w:r>
+        <w:rPr>
+          <w:rStyle w:val="heading3"/>
+          <w:b/>
+        </w:rPr>
+        <w:t xml:space="preserve"> </w:t>
+      </w:r>
+      <w:r>
+        <w:rPr>
+          <w:b w:val="0"/>
+        </w:rPr>
         <w:t xml:space="preserve">At matched scale on DIV2K [18], color error rises from 0.1650 to 0.2036 and every other sign flips relative to CelebA. Read against Section 4.1 this is not a separate phenomenon: DIV2K's baseline sits in the low-drift band alongside CelebA seed C (0.1397), so there is nothing to recover, and CC-ResDiff's own value again lands in its usual range. Per tile, CC-ResDiff has lower color error on 171/512 DIV2K tiles (33.4%) against 298/300 CelebA images (99.3%); on DIV2K the two arms are visually indistinguishable. Figure 1 shows CelebA examples, where the effect is present.</w:t>
       </w:r>
     </w:p>

--- a/paper/Kumar_CC-ResDiff.docx
+++ b/paper/Kumar_CC-ResDiff.docx
@@ -19,9 +19,9 @@
       </w:r>
       <w:r>
         <w:rPr>
-          <w:vertAlign w:val="superscript"/>
-        </w:rPr>
-        <w:t>1</w:t>
+          <w:rStyle w:val="ORCID"/>
+        </w:rPr>
+        <w:t>[0009-0007-0878-0231]</w:t>
       </w:r>
       <w:r>
         <w:t xml:space="preserve"> and </w:t>
@@ -31,9 +31,9 @@
       </w:r>
       <w:r>
         <w:rPr>
-          <w:vertAlign w:val="superscript"/>
-        </w:rPr>
-        <w:t>2</w:t>
+          <w:rStyle w:val="ORCID"/>
+        </w:rPr>
+        <w:t>[0009-0008-0937-6676]</w:t>
       </w:r>
     </w:p>
     <w:p>
@@ -41,27 +41,7 @@
         <w:pStyle w:val="address"/>
       </w:pPr>
       <w:r>
-        <w:rPr>
-          <w:vertAlign w:val="superscript"/>
-        </w:rPr>
-        <w:t>1</w:t>
-      </w:r>
-      <w:r>
-        <w:t xml:space="preserve"> TODO: Department, Institution, City, Country</w:t>
-      </w:r>
-    </w:p>
-    <w:p>
-      <w:pPr>
-        <w:pStyle w:val="address"/>
-      </w:pPr>
-      <w:r>
-        <w:rPr>
-          <w:vertAlign w:val="superscript"/>
-        </w:rPr>
-        <w:t>2</w:t>
-      </w:r>
-      <w:r>
-        <w:t xml:space="preserve"> TODO: Department, Institution, City, Country</w:t>
+        <w:t xml:space="preserve">Pranveer Singh Institute of Technology, Kanpur 209305, Uttar Pradesh, India</w:t>
       </w:r>
     </w:p>
     <w:p>
@@ -615,14 +595,9 @@
         <w:tab/>
         <w:t>(</w:t>
       </w:r>
-      <w:fldSimple w:instr=" SEQ &quot;Equation&quot; \n \* MERGEFORMAT ">
-        <w:r>
-          <w:rPr>
-            <w:noProof/>
-          </w:rPr>
-          <w:t>1</w:t>
-        </w:r>
-      </w:fldSimple>
+      <w:r>
+        <w:t>1</w:t>
+      </w:r>
       <w:r>
         <w:t>)</w:t>
       </w:r>
@@ -884,14 +859,9 @@
         <w:tab/>
         <w:t>(</w:t>
       </w:r>
-      <w:fldSimple w:instr=" SEQ &quot;Equation&quot; \n \* MERGEFORMAT ">
-        <w:r>
-          <w:rPr>
-            <w:noProof/>
-          </w:rPr>
-          <w:t>2</w:t>
-        </w:r>
-      </w:fldSimple>
+      <w:r>
+        <w:t>2</w:t>
+      </w:r>
       <w:r>
         <w:t>)</w:t>
       </w:r>
@@ -1147,14 +1117,9 @@
         <w:tab/>
         <w:t>(</w:t>
       </w:r>
-      <w:fldSimple w:instr=" SEQ &quot;Equation&quot; \n \* MERGEFORMAT ">
-        <w:r>
-          <w:rPr>
-            <w:noProof/>
-          </w:rPr>
-          <w:t>3</w:t>
-        </w:r>
-      </w:fldSimple>
+      <w:r>
+        <w:t>3</w:t>
+      </w:r>
       <w:r>
         <w:t>)</w:t>
       </w:r>
@@ -1252,14 +1217,9 @@
         <w:tab/>
         <w:t>(</w:t>
       </w:r>
-      <w:fldSimple w:instr=" SEQ &quot;Equation&quot; \n \* MERGEFORMAT ">
-        <w:r>
-          <w:rPr>
-            <w:noProof/>
-          </w:rPr>
-          <w:t>4</w:t>
-        </w:r>
-      </w:fldSimple>
+      <w:r>
+        <w:t>4</w:t>
+      </w:r>
       <w:r>
         <w:t>)</w:t>
       </w:r>
@@ -1547,6 +1507,7 @@
     <w:p>
       <w:pPr>
         <w:pStyle w:val="tablecaption"/>
+        <w:jc w:val="both"/>
       </w:pPr>
       <w:r>
         <w:rPr>
@@ -1554,15 +1515,12 @@
         </w:rPr>
         <w:t xml:space="preserve">Table </w:t>
       </w:r>
-      <w:fldSimple w:instr=" SEQ &quot;Table&quot; \* MERGEFORMAT ">
-        <w:r>
-          <w:rPr>
-            <w:b/>
-            <w:noProof/>
-          </w:rPr>
-          <w:t>1</w:t>
-        </w:r>
-      </w:fldSimple>
+      <w:r>
+        <w:rPr>
+          <w:b/>
+        </w:rPr>
+        <w:t>1</w:t>
+      </w:r>
       <w:r>
         <w:rPr>
           <w:b/>
@@ -2457,6 +2415,7 @@
     <w:p>
       <w:pPr>
         <w:pStyle w:val="p1a"/>
+        <w:spacing w:before="120"/>
       </w:pPr>
       <w:r>
         <w:t xml:space="preserve">Against that variability the GCC loss acts as a stabiliser: its color error falls within 0.15–0.26 in every configuration, with a 6.5× smaller standard deviation and a 6.2× narrower range. We describe this as </w:t>
@@ -2546,6 +2505,7 @@
     <w:p>
       <w:pPr>
         <w:pStyle w:val="tablecaption"/>
+        <w:jc w:val="both"/>
       </w:pPr>
       <w:r>
         <w:rPr>
@@ -2553,15 +2513,12 @@
         </w:rPr>
         <w:t xml:space="preserve">Table </w:t>
       </w:r>
-      <w:fldSimple w:instr=" SEQ &quot;Table&quot; \* MERGEFORMAT ">
-        <w:r>
-          <w:rPr>
-            <w:b/>
-            <w:noProof/>
-          </w:rPr>
-          <w:t>2</w:t>
-        </w:r>
-      </w:fldSimple>
+      <w:r>
+        <w:rPr>
+          <w:b/>
+        </w:rPr>
+        <w:t>2</w:t>
+      </w:r>
       <w:r>
         <w:rPr>
           <w:b/>
@@ -3365,6 +3322,7 @@
     <w:p>
       <w:pPr>
         <w:pStyle w:val="p1a"/>
+        <w:spacing w:before="120"/>
       </w:pPr>
       <w:r>
         <w:rPr>
@@ -3421,6 +3379,7 @@
     <w:p>
       <w:pPr>
         <w:pStyle w:val="figurecaption"/>
+        <w:jc w:val="both"/>
       </w:pPr>
       <w:r>
         <w:rPr>
@@ -3428,19 +3387,16 @@
         </w:rPr>
         <w:t xml:space="preserve">Fig. </w:t>
       </w:r>
-      <w:fldSimple w:instr=" SEQ &quot;Figure&quot; \* MERGEFORMAT ">
-        <w:r>
-          <w:rPr>
-            <w:b/>
-            <w:noProof/>
-          </w:rPr>
-          <w:t>1</w:t>
-        </w:r>
-      </w:fldSimple>
       <w:r>
         <w:rPr>
           <w:b/>
         </w:rPr>
+        <w:t>1</w:t>
+      </w:r>
+      <w:r>
+        <w:rPr>
+          <w:b/>
+        </w:rPr>
         <w:t>.</w:t>
       </w:r>
       <w:r>
@@ -3485,15 +3441,12 @@
         </w:rPr>
         <w:t xml:space="preserve">Table </w:t>
       </w:r>
-      <w:fldSimple w:instr=" SEQ &quot;Table&quot; \* MERGEFORMAT ">
-        <w:r>
-          <w:rPr>
-            <w:b/>
-            <w:noProof/>
-          </w:rPr>
-          <w:t>3</w:t>
-        </w:r>
-      </w:fldSimple>
+      <w:r>
+        <w:rPr>
+          <w:b/>
+        </w:rPr>
+        <w:t>3</w:t>
+      </w:r>
       <w:r>
         <w:rPr>
           <w:b/>
@@ -4075,6 +4028,7 @@
     <w:p>
       <w:pPr>
         <w:pStyle w:val="p1a"/>
+        <w:spacing w:before="120"/>
       </w:pPr>
       <w:r>
         <w:t xml:space="preserve">The reason is structural. Any post-hoc correction is bounded below by the accuracy of the reference it matches to, and the upsampled LR image itself differs from the ground truth by 0.4358. CC-ResDiff reaches 0.2423, below that floor, because supervision is applied during training against the true HR image and no test-time reference is required.</w:t>
@@ -4135,6 +4089,7 @@
     <w:p>
       <w:pPr>
         <w:pStyle w:val="tablecaption"/>
+        <w:jc w:val="both"/>
       </w:pPr>
       <w:r>
         <w:rPr>
@@ -4142,15 +4097,12 @@
         </w:rPr>
         <w:t xml:space="preserve">Table </w:t>
       </w:r>
-      <w:fldSimple w:instr=" SEQ &quot;Table&quot; \* MERGEFORMAT ">
-        <w:r>
-          <w:rPr>
-            <w:b/>
-            <w:noProof/>
-          </w:rPr>
-          <w:t>4</w:t>
-        </w:r>
-      </w:fldSimple>
+      <w:r>
+        <w:rPr>
+          <w:b/>
+        </w:rPr>
+        <w:t>4</w:t>
+      </w:r>
       <w:r>
         <w:rPr>
           <w:b/>
@@ -4594,6 +4546,7 @@
     <w:p>
       <w:pPr>
         <w:pStyle w:val="p1a"/>
+        <w:spacing w:before="120"/>
       </w:pPr>
       <w:r>
         <w:t xml:space="preserve">This suggested a hypothesis: if the term acts predominantly at large </w:t>
@@ -4793,6 +4746,7 @@
     <w:p>
       <w:pPr>
         <w:pStyle w:val="tablecaption"/>
+        <w:jc w:val="both"/>
       </w:pPr>
       <w:r>
         <w:rPr>
@@ -4800,15 +4754,12 @@
         </w:rPr>
         <w:t xml:space="preserve">Table </w:t>
       </w:r>
-      <w:fldSimple w:instr=" SEQ &quot;Table&quot; \* MERGEFORMAT ">
-        <w:r>
-          <w:rPr>
-            <w:b/>
-            <w:noProof/>
-          </w:rPr>
-          <w:t>5</w:t>
-        </w:r>
-      </w:fldSimple>
+      <w:r>
+        <w:rPr>
+          <w:b/>
+        </w:rPr>
+        <w:t>5</w:t>
+      </w:r>
       <w:r>
         <w:rPr>
           <w:b/>
@@ -5908,6 +5859,7 @@
     <w:p>
       <w:pPr>
         <w:pStyle w:val="heading 3"/>
+        <w:spacing w:before="120"/>
       </w:pPr>
       <w:r>
         <w:rPr>

--- a/paper/Kumar_CC-ResDiff.docx
+++ b/paper/Kumar_CC-ResDiff.docx
@@ -61,7 +61,7 @@
         <w:rPr>
           <w:rStyle w:val="e-mail"/>
         </w:rPr>
-        <w:t>chattopadhyaysanjoy18@gmail.com</w:t>
+        <w:t>sanjoyrsearch@gmail.com</w:t>
       </w:r>
     </w:p>
     <w:p>

--- a/paper/Kumar_CC-ResDiff.docx
+++ b/paper/Kumar_CC-ResDiff.docx
@@ -5980,16 +5980,7 @@
         <w:pStyle w:val="referenceitem"/>
       </w:pPr>
       <w:r>
-        <w:t xml:space="preserve">S. Shang et al. ResDiff: Combining CNN and Diffusion Model for Image Super-Resolution. </w:t>
-      </w:r>
-      <w:r>
-        <w:rPr>
-          <w:i/>
-        </w:rPr>
-        <w:t xml:space="preserve">AAAI</w:t>
-      </w:r>
-      <w:r>
-        <w:t xml:space="preserve">, 2024.</w:t>
+        <w:t xml:space="preserve">Shang, S., Shan, Z., Liu, G., et al.: ResDiff: combining CNN and diffusion model for image super-resolution. In: Proceedings of the 38th AAAI Conference on Artificial Intelligence, article 998, 9 pp. AAAI Press (2024)</w:t>
       </w:r>
     </w:p>
     <w:p>
@@ -5997,16 +5988,7 @@
         <w:pStyle w:val="referenceitem"/>
       </w:pPr>
       <w:r>
-        <w:t xml:space="preserve">H. Li et al. SRDiff: Single Image Super-Resolution with Diffusion Probabilistic Models. </w:t>
-      </w:r>
-      <w:r>
-        <w:rPr>
-          <w:i/>
-        </w:rPr>
-        <w:t xml:space="preserve">Neurocomputing</w:t>
-      </w:r>
-      <w:r>
-        <w:t xml:space="preserve">, 479:47–59, 2022.</w:t>
+        <w:t xml:space="preserve">Li, H., Yang, Y., Chang, M., et al.: SRDiff: single image super-resolution with diffusion probabilistic models. Neurocomputing 479, 47–59 (2022)</w:t>
       </w:r>
     </w:p>
     <w:p>
@@ -6014,16 +5996,7 @@
         <w:pStyle w:val="referenceitem"/>
       </w:pPr>
       <w:r>
-        <w:t xml:space="preserve">C. Saharia et al. Image Super-Resolution via Iterative Refinement. </w:t>
-      </w:r>
-      <w:r>
-        <w:rPr>
-          <w:i/>
-        </w:rPr>
-        <w:t xml:space="preserve">IEEE TPAMI</w:t>
-      </w:r>
-      <w:r>
-        <w:t xml:space="preserve">, 2023.</w:t>
+        <w:t xml:space="preserve">Saharia, C., Ho, J., Chan, W., et al.: Image super-resolution via iterative refinement. IEEE Trans. Pattern Anal. Mach. Intell. 45(4), 4713–4726 (2023)</w:t>
       </w:r>
     </w:p>
     <w:p>
@@ -6031,16 +6004,7 @@
         <w:pStyle w:val="referenceitem"/>
       </w:pPr>
       <w:r>
-        <w:t xml:space="preserve">J. Ho, A. Jain and P. Abbeel. Denoising Diffusion Probabilistic Models. </w:t>
-      </w:r>
-      <w:r>
-        <w:rPr>
-          <w:i/>
-        </w:rPr>
-        <w:t xml:space="preserve">NeurIPS</w:t>
-      </w:r>
-      <w:r>
-        <w:t xml:space="preserve">, 2020.</w:t>
+        <w:t xml:space="preserve">Ho, J., Jain, A., Abbeel, P.: Denoising diffusion probabilistic models. In: Advances in Neural Information Processing Systems 33 (NeurIPS 2020), article 574, 12 pp. Curran Associates (2020)</w:t>
       </w:r>
     </w:p>
     <w:p>
@@ -6048,16 +6012,7 @@
         <w:pStyle w:val="referenceitem"/>
       </w:pPr>
       <w:r>
-        <w:t xml:space="preserve">A. Nichol and P. Dhariwal. Improved Denoising Diffusion Probabilistic Models. </w:t>
-      </w:r>
-      <w:r>
-        <w:rPr>
-          <w:i/>
-        </w:rPr>
-        <w:t xml:space="preserve">ICML</w:t>
-      </w:r>
-      <w:r>
-        <w:t xml:space="preserve">, 2021.</w:t>
+        <w:t xml:space="preserve">Nichol, A., Dhariwal, P.: Improved denoising diffusion probabilistic models. arXiv:2102.09672 (2021)</w:t>
       </w:r>
     </w:p>
     <w:p>
@@ -6065,16 +6020,7 @@
         <w:pStyle w:val="referenceitem"/>
       </w:pPr>
       <w:r>
-        <w:t xml:space="preserve">J. Choi et al. Perception Prioritized Training of Diffusion Models. </w:t>
-      </w:r>
-      <w:r>
-        <w:rPr>
-          <w:i/>
-        </w:rPr>
-        <w:t xml:space="preserve">CVPR</w:t>
-      </w:r>
-      <w:r>
-        <w:t xml:space="preserve">, 2022.</w:t>
+        <w:t xml:space="preserve">Choi, J., Lee, J., Shin, C., et al.: Perception prioritized training of diffusion models. arXiv:2204.00227 (2022)</w:t>
       </w:r>
     </w:p>
     <w:p>
@@ -6082,16 +6028,7 @@
         <w:pStyle w:val="referenceitem"/>
       </w:pPr>
       <w:r>
-        <w:t xml:space="preserve">T. Hang et al. Efficient Diffusion Training via Min-SNR Weighting Strategy. </w:t>
-      </w:r>
-      <w:r>
-        <w:rPr>
-          <w:i/>
-        </w:rPr>
-        <w:t xml:space="preserve">ICCV</w:t>
-      </w:r>
-      <w:r>
-        <w:t xml:space="preserve">, 2023.</w:t>
+        <w:t xml:space="preserve">Hang, T., Gu, S., Li, C., et al.: Efficient diffusion training via Min-SNR weighting strategy. arXiv:2303.09556 (2024)</w:t>
       </w:r>
     </w:p>
     <w:p>
@@ -6099,16 +6036,7 @@
         <w:pStyle w:val="referenceitem"/>
       </w:pPr>
       <w:r>
-        <w:t xml:space="preserve">C. Ledig et al. Photo-Realistic Single Image Super-Resolution Using a Generative Adversarial Network. </w:t>
-      </w:r>
-      <w:r>
-        <w:rPr>
-          <w:i/>
-        </w:rPr>
-        <w:t xml:space="preserve">CVPR</w:t>
-      </w:r>
-      <w:r>
-        <w:t xml:space="preserve">, 2017.</w:t>
+        <w:t xml:space="preserve">Ledig, C., Theis, L., Huszar, F., et al.: Photo-realistic single image super-resolution using a generative adversarial network. arXiv:1609.04802 (2017)</w:t>
       </w:r>
     </w:p>
     <w:p>
@@ -6116,16 +6044,7 @@
         <w:pStyle w:val="referenceitem"/>
       </w:pPr>
       <w:r>
-        <w:t xml:space="preserve">X. Wang et al. ESRGAN: Enhanced Super-Resolution Generative Adversarial Networks. </w:t>
-      </w:r>
-      <w:r>
-        <w:rPr>
-          <w:i/>
-        </w:rPr>
-        <w:t xml:space="preserve">ECCV Workshops</w:t>
-      </w:r>
-      <w:r>
-        <w:t xml:space="preserve">, 2018.</w:t>
+        <w:t xml:space="preserve">Wang, X., Yu, K., Wu, S., et al.: ESRGAN: enhanced super-resolution generative adversarial networks. In: Computer Vision – ECCV 2018 Workshops, Part V, pp. 63–79. Springer, Berlin (2018)</w:t>
       </w:r>
     </w:p>
     <w:p>
@@ -6133,16 +6052,7 @@
         <w:pStyle w:val="referenceitem"/>
       </w:pPr>
       <w:r>
-        <w:t xml:space="preserve">E. Reinhard et al. Color Transfer between Images. </w:t>
-      </w:r>
-      <w:r>
-        <w:rPr>
-          <w:i/>
-        </w:rPr>
-        <w:t xml:space="preserve">IEEE Computer Graphics and Applications</w:t>
-      </w:r>
-      <w:r>
-        <w:t xml:space="preserve">, 21(5):34–41, 2001.</w:t>
+        <w:t xml:space="preserve">Reinhard, E., Ashikhmin, M., Gooch, B., et al.: Color transfer between images. IEEE Comput. Graph. Appl. 21(5), 34–41 (2001)</w:t>
       </w:r>
     </w:p>
     <w:p>
@@ -6150,16 +6060,7 @@
         <w:pStyle w:val="referenceitem"/>
       </w:pPr>
       <w:r>
-        <w:t xml:space="preserve">F. Pitié et al. N-Dimensional Probability Density Function Transfer and its Application to Colour Transfer. </w:t>
-      </w:r>
-      <w:r>
-        <w:rPr>
-          <w:i/>
-        </w:rPr>
-        <w:t xml:space="preserve">ICCV</w:t>
-      </w:r>
-      <w:r>
-        <w:t xml:space="preserve">, 2005.</w:t>
+        <w:t xml:space="preserve">Pitié, F., Dahyot, R.: N-dimensional probability density function transfer and its application to colour transfer. In: Proceedings of the IEEE International Conference on Computer Vision, vol. 2, pp. 1434–1439 (2005)</w:t>
       </w:r>
     </w:p>
     <w:p>
@@ -6167,16 +6068,7 @@
         <w:pStyle w:val="referenceitem"/>
       </w:pPr>
       <w:r>
-        <w:t xml:space="preserve">J. T. Barron. Convolutional Color Constancy. </w:t>
-      </w:r>
-      <w:r>
-        <w:rPr>
-          <w:i/>
-        </w:rPr>
-        <w:t xml:space="preserve">ICCV</w:t>
-      </w:r>
-      <w:r>
-        <w:t xml:space="preserve">, 2015.</w:t>
+        <w:t xml:space="preserve">Barron, J.T.: Convolutional color constancy. In: Proceedings of the IEEE International Conference on Computer Vision (ICCV), pp. 379–387 (2015)</w:t>
       </w:r>
     </w:p>
     <w:p>
@@ -6184,16 +6076,7 @@
         <w:pStyle w:val="referenceitem"/>
       </w:pPr>
       <w:r>
-        <w:t xml:space="preserve">M. Afifi et al. When Color Constancy Goes Wrong: Correcting Improperly White-Balanced Images. </w:t>
-      </w:r>
-      <w:r>
-        <w:rPr>
-          <w:i/>
-        </w:rPr>
-        <w:t xml:space="preserve">CVPR</w:t>
-      </w:r>
-      <w:r>
-        <w:t xml:space="preserve">, 2019.</w:t>
+        <w:t xml:space="preserve">Afifi, M., Price, B., Cohen, S., et al.: When color constancy goes wrong: correcting improperly white-balanced images. In: Proceedings of the IEEE/CVF Conference on Computer Vision and Pattern Recognition (CVPR), pp. 1535–1544 (2019)</w:t>
       </w:r>
     </w:p>
     <w:p>
@@ -6201,16 +6084,7 @@
         <w:pStyle w:val="referenceitem"/>
       </w:pPr>
       <w:r>
-        <w:t xml:space="preserve">M. Heusel et al. GANs Trained by a Two Time-Scale Update Rule Converge to a Local Nash Equilibrium. </w:t>
-      </w:r>
-      <w:r>
-        <w:rPr>
-          <w:i/>
-        </w:rPr>
-        <w:t xml:space="preserve">NeurIPS</w:t>
-      </w:r>
-      <w:r>
-        <w:t xml:space="preserve">, 2017.</w:t>
+        <w:t xml:space="preserve">Heusel, M., Ramsauer, H., Unterthiner, T., et al.: GANs trained by a two time-scale update rule converge to a local Nash equilibrium. In: Advances in Neural Information Processing Systems 30 (NIPS 2017), pp. 6629–6640. Curran Associates (2017)</w:t>
       </w:r>
     </w:p>
     <w:p>
@@ -6218,16 +6092,7 @@
         <w:pStyle w:val="referenceitem"/>
       </w:pPr>
       <w:r>
-        <w:t xml:space="preserve">R. Zhang et al. The Unreasonable Effectiveness of Deep Features as a Perceptual Metric. </w:t>
-      </w:r>
-      <w:r>
-        <w:rPr>
-          <w:i/>
-        </w:rPr>
-        <w:t xml:space="preserve">CVPR</w:t>
-      </w:r>
-      <w:r>
-        <w:t xml:space="preserve">, 2018.</w:t>
+        <w:t xml:space="preserve">Zhang, R., Isola, P., Efros, A.A., et al.: The unreasonable effectiveness of deep features as a perceptual metric. In: Proceedings of the IEEE/CVF Conference on Computer Vision and Pattern Recognition (CVPR), pp. 586–595 (2018)</w:t>
       </w:r>
     </w:p>
     <w:p>
@@ -6235,16 +6100,7 @@
         <w:pStyle w:val="referenceitem"/>
       </w:pPr>
       <w:r>
-        <w:t xml:space="preserve">Z. Wang et al. Image Quality Assessment: From Error Visibility to Structural Similarity. </w:t>
-      </w:r>
-      <w:r>
-        <w:rPr>
-          <w:i/>
-        </w:rPr>
-        <w:t xml:space="preserve">IEEE TIP</w:t>
-      </w:r>
-      <w:r>
-        <w:t xml:space="preserve">, 13(4):600–612, 2004.</w:t>
+        <w:t xml:space="preserve">Wang, Z., Bovik, A.C., Sheikh, H.R., et al.: Image quality assessment: from error visibility to structural similarity. IEEE Trans. Image Process. 13(4), 600–612 (2004)</w:t>
       </w:r>
     </w:p>
     <w:p>
@@ -6252,16 +6108,7 @@
         <w:pStyle w:val="referenceitem"/>
       </w:pPr>
       <w:r>
-        <w:t xml:space="preserve">Z. Liu et al. Deep Learning Face Attributes in the Wild. </w:t>
-      </w:r>
-      <w:r>
-        <w:rPr>
-          <w:i/>
-        </w:rPr>
-        <w:t xml:space="preserve">ICCV</w:t>
-      </w:r>
-      <w:r>
-        <w:t xml:space="preserve">, 2015.</w:t>
+        <w:t xml:space="preserve">Liu, Z., Luo, P., Wang, X., et al.: Deep learning face attributes in the wild. In: Proceedings of the IEEE International Conference on Computer Vision (ICCV), pp. 3730–3738 (2015)</w:t>
       </w:r>
     </w:p>
     <w:p>
@@ -6269,16 +6116,7 @@
         <w:pStyle w:val="referenceitem"/>
       </w:pPr>
       <w:r>
-        <w:t xml:space="preserve">E. Agustsson and R. Timofte. NTIRE 2017 Challenge on Single Image Super-Resolution: Dataset and Study. </w:t>
-      </w:r>
-      <w:r>
-        <w:rPr>
-          <w:i/>
-        </w:rPr>
-        <w:t xml:space="preserve">CVPR Workshops</w:t>
-      </w:r>
-      <w:r>
-        <w:t xml:space="preserve">, 2017.</w:t>
+        <w:t xml:space="preserve">Agustsson, E., Timofte, R.: NTIRE 2017 challenge on single image super-resolution: dataset and study. In: Proceedings of the IEEE Conference on Computer Vision and Pattern Recognition Workshops (CVPRW), pp. 1122–1131 (2017)</w:t>
       </w:r>
     </w:p>
     <w:sectPr>
